--- a/text/part1/09Interrogation.docx
+++ b/text/part1/09Interrogation.docx
@@ -568,19 +568,7 @@
     <w:p>
       <w:r>
         <w:lastRenderedPageBreak/>
-        <w:t xml:space="preserve">— Мы не мониторим небо на постоянной основе. </w:t>
-      </w:r>
-      <w:r>
-        <w:t>В</w:t>
-      </w:r>
-      <w:r>
-        <w:t xml:space="preserve"> этом не</w:t>
-      </w:r>
-      <w:r>
-        <w:t>т</w:t>
-      </w:r>
-      <w:r>
-        <w:t xml:space="preserve"> необходимости.</w:t>
+        <w:t>— Мы не мониторим небо на постоянной основе. В этом нет необходимости.</w:t>
       </w:r>
     </w:p>
     <w:p>
@@ -1574,39 +1562,12 @@
     </w:p>
     <w:p>
       <w:r>
-        <w:t>В этот момент на экране</w:t>
-      </w:r>
-      <w:r>
-        <w:t xml:space="preserve"> моей</w:t>
-      </w:r>
-      <w:r>
-        <w:t xml:space="preserve"> маски вдруг возникло </w:t>
-      </w:r>
-      <w:r>
-        <w:t>расплывчатое</w:t>
-      </w:r>
-      <w:r>
-        <w:t xml:space="preserve"> пятно. Медленно и постепенно оно стало преображаться, формируя, в размытом и нечётком виде, изображение лица человека. Я понял, что Сана, используя какое-то графическое приложение, переносит ментальное изображение, </w:t>
-      </w:r>
-      <w:r>
-        <w:t xml:space="preserve">видимое ей </w:t>
-      </w:r>
-      <w:r>
-        <w:t xml:space="preserve">одной </w:t>
-      </w:r>
-      <w:r>
-        <w:t>в картинку на экране, которую можем видеть все мы.</w:t>
-      </w:r>
-    </w:p>
-    <w:p>
-      <w:r>
-        <w:t xml:space="preserve">Изображение лица становилось всё менее размытым, на нем проступали черты. Теперь можно было понять, что это лицо мужчины средних лет с длинными, до плеч </w:t>
-      </w:r>
-      <w:r>
-        <w:t>светлыми</w:t>
-      </w:r>
-      <w:r>
-        <w:t xml:space="preserve"> волосами, высоким лбом, тонким носом, глубоко и узко посаженными глазами, ртом, обрамлённым аккуратной бородкой…</w:t>
+        <w:t xml:space="preserve">В этот момент на экране моей маски вдруг возникло расплывчатое пятно. Медленно, постепенно оно начало преображаться, формируя пока ещё нечёткое, размытое изображение человеческого лица. Я понял, что Сана, используя какое-то графическое приложение, переносит видимое только ей ментальное изображение в картинку на экране, которую можем видеть все мы. </w:t>
+      </w:r>
+    </w:p>
+    <w:p>
+      <w:r>
+        <w:t xml:space="preserve">Изображение становилось всё чётче, на лице постепенно проступали отдельные черты. Теперь уже можно было понять, что это мужчина средних лет с тёмно-коричневой, почти шоколадного оттенка кожей, длинными, до плеч, вьющимися чёрными волосами, высоким лбом, тонким носом, глубоко и близко посаженными глазами и ртом, обрамлённым аккуратной бородкой… </w:t>
       </w:r>
     </w:p>
     <w:p>
